--- a/chapter-06_Model Governance and Ethics in Operational AI/autonomous_cybersecurity_chapter06-00-02.docx
+++ b/chapter-06_Model Governance and Ethics in Operational AI/autonomous_cybersecurity_chapter06-00-02.docx
@@ -229,7 +229,23 @@
           <w:sz w:val="20"/>
           <w:szCs w:val="20"/>
         </w:rPr>
-        <w:t>overprioritize environments with richer telemetry while underdetection of</w:t>
+        <w:t xml:space="preserve">overprioritize environments with richer telemetry while </w:t>
+      </w:r>
+      <w:proofErr w:type="spellStart"/>
+      <w:r>
+        <w:rPr>
+          <w:sz w:val="20"/>
+          <w:szCs w:val="20"/>
+        </w:rPr>
+        <w:t>underdetection</w:t>
+      </w:r>
+      <w:proofErr w:type="spellEnd"/>
+      <w:r>
+        <w:rPr>
+          <w:sz w:val="20"/>
+          <w:szCs w:val="20"/>
+        </w:rPr>
+        <w:t xml:space="preserve"> of</w:t>
       </w:r>
       <w:r>
         <w:rPr>
@@ -621,15 +637,6 @@
           <w:szCs w:val="20"/>
         </w:rPr>
       </w:pPr>
-      <w:r>
-        <w:rPr>
-          <w:sz w:val="20"/>
-          <w:szCs w:val="20"/>
-        </w:rPr>
-        <w:pict w14:anchorId="403A226D">
-          <v:rect id="_x0000_i1025" style="width:0;height:1.5pt" o:hralign="center" o:hrstd="t" o:hr="t" fillcolor="#a0a0a0" stroked="f"/>
-        </w:pict>
-      </w:r>
     </w:p>
     <w:p>
       <w:pPr>
@@ -697,17 +704,7 @@
         <w:t xml:space="preserve"> persists not because it is unnoticed, but because it becomes structurally reinforced.</w:t>
       </w:r>
     </w:p>
-    <w:p>
-      <w:r>
-        <w:rPr>
-          <w:sz w:val="20"/>
-          <w:szCs w:val="20"/>
-        </w:rPr>
-        <w:pict w14:anchorId="6687CBA8">
-          <v:rect id="_x0000_i1026" style="width:0;height:1.5pt" o:hralign="center" o:hrstd="t" o:hr="t" fillcolor="#a0a0a0" stroked="f"/>
-        </w:pict>
-      </w:r>
-    </w:p>
+    <w:p/>
     <w:p>
       <w:pPr>
         <w:jc w:val="both"/>
@@ -1014,17 +1011,7 @@
         <w:t>This analysis is informed by research on institutional fairness and the political consequences of algorithmic decision-making, with particular grounding in Binns (2018) and Holstein et al. (2019).</w:t>
       </w:r>
     </w:p>
-    <w:p>
-      <w:r>
-        <w:rPr>
-          <w:sz w:val="20"/>
-          <w:szCs w:val="20"/>
-        </w:rPr>
-        <w:pict w14:anchorId="513091F9">
-          <v:rect id="_x0000_i1027" style="width:0;height:1.5pt" o:hralign="center" o:hrstd="t" o:hr="t" fillcolor="#a0a0a0" stroked="f"/>
-        </w:pict>
-      </w:r>
-    </w:p>
+    <w:p/>
     <w:p>
       <w:pPr>
         <w:pStyle w:val="Secondaryheadings"/>
@@ -1611,15 +1598,6 @@
           <w:szCs w:val="20"/>
         </w:rPr>
       </w:pPr>
-      <w:r>
-        <w:rPr>
-          <w:sz w:val="20"/>
-          <w:szCs w:val="20"/>
-        </w:rPr>
-        <w:pict w14:anchorId="4F5CF079">
-          <v:rect id="_x0000_i1028" style="width:0;height:1.5pt" o:hralign="center" o:hrstd="t" o:hr="t" fillcolor="#a0a0a0" stroked="f"/>
-        </w:pict>
-      </w:r>
     </w:p>
     <w:p>
       <w:pPr>
@@ -2130,11 +2108,6 @@
           <w:lang w:val="en-US"/>
         </w:rPr>
       </w:pPr>
-      <w:r>
-        <w:pict w14:anchorId="11287CF4">
-          <v:rect id="_x0000_i1029" style="width:0;height:1.5pt" o:hralign="center" o:hrstd="t" o:hr="t" fillcolor="#a0a0a0" stroked="f"/>
-        </w:pict>
-      </w:r>
     </w:p>
     <w:p>
       <w:pPr>
@@ -2159,17 +2132,7 @@
         <w:t>. Accountability failures arise not from missing artifacts, but from broken temporal continuity between decisions and the system states that produced them.</w:t>
       </w:r>
     </w:p>
-    <w:p>
-      <w:r>
-        <w:rPr>
-          <w:sz w:val="20"/>
-          <w:szCs w:val="20"/>
-        </w:rPr>
-        <w:pict w14:anchorId="35676FC6">
-          <v:rect id="_x0000_i1030" style="width:0;height:1.5pt" o:hralign="center" o:hrstd="t" o:hr="t" fillcolor="#a0a0a0" stroked="f"/>
-        </w:pict>
-      </w:r>
-    </w:p>
+    <w:p/>
     <w:p>
       <w:pPr>
         <w:pStyle w:val="citationblock"/>
@@ -2962,8 +2925,13 @@
         <w:pStyle w:val="SC-Source"/>
         <w:shd w:val="pct50" w:color="C1E4F5" w:themeColor="accent1" w:themeTint="33" w:fill="auto"/>
       </w:pPr>
-      <w:r>
-        <w:t>decision_record = {</w:t>
+      <w:proofErr w:type="spellStart"/>
+      <w:r>
+        <w:t>decision_record</w:t>
+      </w:r>
+      <w:proofErr w:type="spellEnd"/>
+      <w:r>
+        <w:t xml:space="preserve"> = {</w:t>
       </w:r>
     </w:p>
     <w:p>
@@ -2972,7 +2940,15 @@
         <w:shd w:val="pct50" w:color="C1E4F5" w:themeColor="accent1" w:themeTint="33" w:fill="auto"/>
       </w:pPr>
       <w:r>
-        <w:t xml:space="preserve">    "decision_id": "D-2025-06-1421",</w:t>
+        <w:t xml:space="preserve">    "</w:t>
+      </w:r>
+      <w:proofErr w:type="spellStart"/>
+      <w:r>
+        <w:t>decision_id</w:t>
+      </w:r>
+      <w:proofErr w:type="spellEnd"/>
+      <w:r>
+        <w:t>": "D-2025-06-1421",</w:t>
       </w:r>
     </w:p>
     <w:p>
@@ -2990,7 +2966,15 @@
         <w:shd w:val="pct50" w:color="C1E4F5" w:themeColor="accent1" w:themeTint="33" w:fill="auto"/>
       </w:pPr>
       <w:r>
-        <w:t xml:space="preserve">    "model_id": "alert_classifier_v3.4.2",</w:t>
+        <w:t xml:space="preserve">    "</w:t>
+      </w:r>
+      <w:proofErr w:type="spellStart"/>
+      <w:r>
+        <w:t>model_id</w:t>
+      </w:r>
+      <w:proofErr w:type="spellEnd"/>
+      <w:r>
+        <w:t>": "alert_classifier_v3.4.2",</w:t>
       </w:r>
     </w:p>
     <w:p>
@@ -2999,7 +2983,15 @@
         <w:shd w:val="pct50" w:color="C1E4F5" w:themeColor="accent1" w:themeTint="33" w:fill="auto"/>
       </w:pPr>
       <w:r>
-        <w:t xml:space="preserve">    "model_hash": "8f2c9a1e",</w:t>
+        <w:t xml:space="preserve">    "</w:t>
+      </w:r>
+      <w:proofErr w:type="spellStart"/>
+      <w:r>
+        <w:t>model_hash</w:t>
+      </w:r>
+      <w:proofErr w:type="spellEnd"/>
+      <w:r>
+        <w:t>": "8f2c9a1e",</w:t>
       </w:r>
     </w:p>
     <w:p>
@@ -3008,7 +3000,15 @@
         <w:shd w:val="pct50" w:color="C1E4F5" w:themeColor="accent1" w:themeTint="33" w:fill="auto"/>
       </w:pPr>
       <w:r>
-        <w:t xml:space="preserve">    "data_snapshot": "telemetry_snapshot_2025_06_18",</w:t>
+        <w:t xml:space="preserve">    "</w:t>
+      </w:r>
+      <w:proofErr w:type="spellStart"/>
+      <w:r>
+        <w:t>data_snapshot</w:t>
+      </w:r>
+      <w:proofErr w:type="spellEnd"/>
+      <w:r>
+        <w:t>": "telemetry_snapshot_2025_06_18",</w:t>
       </w:r>
     </w:p>
     <w:p>
@@ -3017,7 +3017,15 @@
         <w:shd w:val="pct50" w:color="C1E4F5" w:themeColor="accent1" w:themeTint="33" w:fill="auto"/>
       </w:pPr>
       <w:r>
-        <w:t xml:space="preserve">    "policy_version": "policy_escalation_2.1",</w:t>
+        <w:t xml:space="preserve">    "</w:t>
+      </w:r>
+      <w:proofErr w:type="spellStart"/>
+      <w:r>
+        <w:t>policy_version</w:t>
+      </w:r>
+      <w:proofErr w:type="spellEnd"/>
+      <w:r>
+        <w:t>": "policy_escalation_2.1",</w:t>
       </w:r>
     </w:p>
     <w:p>
@@ -3062,7 +3070,15 @@
         <w:shd w:val="pct50" w:color="C1E4F5" w:themeColor="accent1" w:themeTint="33" w:fill="auto"/>
       </w:pPr>
       <w:r>
-        <w:t xml:space="preserve">    "review_required": true</w:t>
+        <w:t xml:space="preserve">    "</w:t>
+      </w:r>
+      <w:proofErr w:type="spellStart"/>
+      <w:r>
+        <w:t>review_required</w:t>
+      </w:r>
+      <w:proofErr w:type="spellEnd"/>
+      <w:r>
+        <w:t>": true</w:t>
       </w:r>
     </w:p>
     <w:p>
@@ -3079,8 +3095,21 @@
         <w:pStyle w:val="SC-Source"/>
         <w:shd w:val="pct50" w:color="C1E4F5" w:themeColor="accent1" w:themeTint="33" w:fill="auto"/>
       </w:pPr>
-      <w:r>
-        <w:t>audit_log.append(decision_record)</w:t>
+      <w:proofErr w:type="spellStart"/>
+      <w:r>
+        <w:t>audit_log.append</w:t>
+      </w:r>
+      <w:proofErr w:type="spellEnd"/>
+      <w:r>
+        <w:t>(</w:t>
+      </w:r>
+      <w:proofErr w:type="spellStart"/>
+      <w:r>
+        <w:t>decision_record</w:t>
+      </w:r>
+      <w:proofErr w:type="spellEnd"/>
+      <w:r>
+        <w:t>)</w:t>
       </w:r>
     </w:p>
     <w:p>
@@ -3141,11 +3170,6 @@
       <w:pPr>
         <w:pStyle w:val="Body"/>
       </w:pPr>
-      <w:r>
-        <w:pict w14:anchorId="4E74CB6F">
-          <v:rect id="_x0000_i1031" style="width:0;height:1.5pt" o:hralign="center" o:hrstd="t" o:hr="t" fillcolor="#a0a0a0" stroked="f"/>
-        </w:pict>
-      </w:r>
     </w:p>
     <w:p>
       <w:pPr>
@@ -3534,11 +3558,6 @@
       <w:pPr>
         <w:pStyle w:val="Body"/>
       </w:pPr>
-      <w:r>
-        <w:pict w14:anchorId="71AD329E">
-          <v:rect id="_x0000_i1032" style="width:0;height:1.5pt" o:hralign="center" o:hrstd="t" o:hr="t" fillcolor="#a0a0a0" stroked="f"/>
-        </w:pict>
-      </w:r>
     </w:p>
     <w:p>
       <w:pPr>
@@ -3589,8 +3608,13 @@
       <w:pPr>
         <w:pStyle w:val="SC-Source"/>
       </w:pPr>
-      <w:r>
-        <w:t>explanation_record = {</w:t>
+      <w:proofErr w:type="spellStart"/>
+      <w:r>
+        <w:t>explanation_record</w:t>
+      </w:r>
+      <w:proofErr w:type="spellEnd"/>
+      <w:r>
+        <w:t xml:space="preserve"> = {</w:t>
       </w:r>
     </w:p>
     <w:p>
@@ -3598,7 +3622,15 @@
         <w:pStyle w:val="SC-Source"/>
       </w:pPr>
       <w:r>
-        <w:t xml:space="preserve">    "decision_id": "D-2025-06-1421",</w:t>
+        <w:t xml:space="preserve">    "</w:t>
+      </w:r>
+      <w:proofErr w:type="spellStart"/>
+      <w:r>
+        <w:t>decision_id</w:t>
+      </w:r>
+      <w:proofErr w:type="spellEnd"/>
+      <w:r>
+        <w:t>": "D-2025-06-1421",</w:t>
       </w:r>
     </w:p>
     <w:p>
@@ -3606,7 +3638,23 @@
         <w:pStyle w:val="SC-Source"/>
       </w:pPr>
       <w:r>
-        <w:t xml:space="preserve">    "explanation_method": "local_surrogate",</w:t>
+        <w:t xml:space="preserve">    "</w:t>
+      </w:r>
+      <w:proofErr w:type="spellStart"/>
+      <w:r>
+        <w:t>explanation_method</w:t>
+      </w:r>
+      <w:proofErr w:type="spellEnd"/>
+      <w:r>
+        <w:t>": "</w:t>
+      </w:r>
+      <w:proofErr w:type="spellStart"/>
+      <w:r>
+        <w:t>local_surrogate</w:t>
+      </w:r>
+      <w:proofErr w:type="spellEnd"/>
+      <w:r>
+        <w:t>",</w:t>
       </w:r>
     </w:p>
     <w:p>
@@ -3614,7 +3662,15 @@
         <w:pStyle w:val="SC-Source"/>
       </w:pPr>
       <w:r>
-        <w:t xml:space="preserve">    "feature_contributions": {</w:t>
+        <w:t xml:space="preserve">    "</w:t>
+      </w:r>
+      <w:proofErr w:type="spellStart"/>
+      <w:r>
+        <w:t>feature_contributions</w:t>
+      </w:r>
+      <w:proofErr w:type="spellEnd"/>
+      <w:r>
+        <w:t>": {</w:t>
       </w:r>
     </w:p>
     <w:p>
@@ -3622,7 +3678,15 @@
         <w:pStyle w:val="SC-Source"/>
       </w:pPr>
       <w:r>
-        <w:t xml:space="preserve">        "failed_login_rate": 0.42,</w:t>
+        <w:t xml:space="preserve">        "</w:t>
+      </w:r>
+      <w:proofErr w:type="spellStart"/>
+      <w:r>
+        <w:t>failed_login_rate</w:t>
+      </w:r>
+      <w:proofErr w:type="spellEnd"/>
+      <w:r>
+        <w:t>": 0.42,</w:t>
       </w:r>
     </w:p>
     <w:p>
@@ -3630,7 +3694,15 @@
         <w:pStyle w:val="SC-Source"/>
       </w:pPr>
       <w:r>
-        <w:t xml:space="preserve">        "anomalous_ip_score": 0.31,</w:t>
+        <w:t xml:space="preserve">        "</w:t>
+      </w:r>
+      <w:proofErr w:type="spellStart"/>
+      <w:r>
+        <w:t>anomalous_ip_score</w:t>
+      </w:r>
+      <w:proofErr w:type="spellEnd"/>
+      <w:r>
+        <w:t>": 0.31,</w:t>
       </w:r>
     </w:p>
     <w:p>
@@ -3638,7 +3710,15 @@
         <w:pStyle w:val="SC-Source"/>
       </w:pPr>
       <w:r>
-        <w:t xml:space="preserve">        "privilege_escalation_signal": 0.18</w:t>
+        <w:t xml:space="preserve">        "</w:t>
+      </w:r>
+      <w:proofErr w:type="spellStart"/>
+      <w:r>
+        <w:t>privilege_escalation_signal</w:t>
+      </w:r>
+      <w:proofErr w:type="spellEnd"/>
+      <w:r>
+        <w:t>": 0.18</w:t>
       </w:r>
     </w:p>
     <w:p>
@@ -3654,7 +3734,15 @@
         <w:pStyle w:val="SC-Source"/>
       </w:pPr>
       <w:r>
-        <w:t xml:space="preserve">    "model_version": "alert_classifier_v3.4.2",</w:t>
+        <w:t xml:space="preserve">    "</w:t>
+      </w:r>
+      <w:proofErr w:type="spellStart"/>
+      <w:r>
+        <w:t>model_version</w:t>
+      </w:r>
+      <w:proofErr w:type="spellEnd"/>
+      <w:r>
+        <w:t>": "alert_classifier_v3.4.2",</w:t>
       </w:r>
     </w:p>
     <w:p>
@@ -3662,7 +3750,15 @@
         <w:pStyle w:val="SC-Source"/>
       </w:pPr>
       <w:r>
-        <w:t xml:space="preserve">    "generated_at": "2025-06-18T14:32:13Z"</w:t>
+        <w:t xml:space="preserve">    "</w:t>
+      </w:r>
+      <w:proofErr w:type="spellStart"/>
+      <w:r>
+        <w:t>generated_at</w:t>
+      </w:r>
+      <w:proofErr w:type="spellEnd"/>
+      <w:r>
+        <w:t>": "2025-06-18T14:32:13Z"</w:t>
       </w:r>
     </w:p>
     <w:p>
@@ -3677,8 +3773,21 @@
       <w:pPr>
         <w:pStyle w:val="SC-Source"/>
       </w:pPr>
-      <w:r>
-        <w:t>explanation_store.write(explanation_record)</w:t>
+      <w:proofErr w:type="spellStart"/>
+      <w:r>
+        <w:t>explanation_store.write</w:t>
+      </w:r>
+      <w:proofErr w:type="spellEnd"/>
+      <w:r>
+        <w:t>(</w:t>
+      </w:r>
+      <w:proofErr w:type="spellStart"/>
+      <w:r>
+        <w:t>explanation_record</w:t>
+      </w:r>
+      <w:proofErr w:type="spellEnd"/>
+      <w:r>
+        <w:t>)</w:t>
       </w:r>
     </w:p>
     <w:p>
@@ -3723,11 +3832,6 @@
       <w:pPr>
         <w:pStyle w:val="Body"/>
       </w:pPr>
-      <w:r>
-        <w:pict w14:anchorId="33EC235C">
-          <v:rect id="_x0000_i1033" style="width:0;height:1.5pt" o:hralign="center" o:hrstd="t" o:hr="t" fillcolor="#a0a0a0" stroked="f"/>
-        </w:pict>
-      </w:r>
     </w:p>
     <w:p>
       <w:pPr>
@@ -3769,7 +3873,23 @@
         <w:pStyle w:val="SC-Source"/>
       </w:pPr>
       <w:r>
-        <w:t>if not lineage.is_complete(decision_id):</w:t>
+        <w:t xml:space="preserve">if not </w:t>
+      </w:r>
+      <w:proofErr w:type="spellStart"/>
+      <w:r>
+        <w:t>lineage.is_complete</w:t>
+      </w:r>
+      <w:proofErr w:type="spellEnd"/>
+      <w:r>
+        <w:t>(</w:t>
+      </w:r>
+      <w:proofErr w:type="spellStart"/>
+      <w:r>
+        <w:t>decision_id</w:t>
+      </w:r>
+      <w:proofErr w:type="spellEnd"/>
+      <w:r>
+        <w:t>):</w:t>
       </w:r>
     </w:p>
     <w:p>
@@ -3777,7 +3897,15 @@
         <w:pStyle w:val="SC-Source"/>
       </w:pPr>
       <w:r>
-        <w:t xml:space="preserve">    raise GovernanceViolation(</w:t>
+        <w:t xml:space="preserve">    raise </w:t>
+      </w:r>
+      <w:proofErr w:type="spellStart"/>
+      <w:r>
+        <w:t>GovernanceViolation</w:t>
+      </w:r>
+      <w:proofErr w:type="spellEnd"/>
+      <w:r>
+        <w:t>(</w:t>
       </w:r>
     </w:p>
     <w:p>
@@ -3867,14 +3995,6 @@
           <w:lang w:val="en-US"/>
         </w:rPr>
       </w:pPr>
-      <w:r>
-        <w:rPr>
-          <w:lang w:val="en-US"/>
-        </w:rPr>
-        <w:pict w14:anchorId="4E24C9E3">
-          <v:rect id="_x0000_i1034" style="width:0;height:1.5pt" o:hralign="center" o:hrstd="t" o:hr="t" fillcolor="#a0a0a0" stroked="f"/>
-        </w:pict>
-      </w:r>
     </w:p>
     <w:p>
       <w:pPr>
@@ -7252,6 +7372,7 @@
   <w:style w:type="character" w:default="1" w:styleId="DefaultParagraphFont">
     <w:name w:val="Default Paragraph Font"/>
     <w:uiPriority w:val="1"/>
+    <w:semiHidden/>
     <w:unhideWhenUsed/>
   </w:style>
   <w:style w:type="table" w:default="1" w:styleId="TableNormal">
